--- a/Documentation/SL Project Planning Doc..docx
+++ b/Documentation/SL Project Planning Doc..docx
@@ -328,15 +328,7 @@
           <w:highlight w:val="yellow"/>
           <w:lang w:val="en-IE"/>
         </w:rPr>
-        <w:t xml:space="preserve">DEADLINE: </w:t>
-      </w:r>
-      <w:r>
-        <w:rPr>
-          <w:rFonts w:ascii="Futura Medium" w:hAnsi="Futura Medium" w:cs="Futura Medium"/>
-          <w:highlight w:val="yellow"/>
-          <w:lang w:val="en-IE"/>
-        </w:rPr>
-        <w:t>May 3: System Architecture v1 completed</w:t>
+        <w:t>DEADLINE: May 3: System Architecture v1 completed</w:t>
       </w:r>
     </w:p>
     <w:p>
@@ -567,15 +559,7 @@
           <w:highlight w:val="yellow"/>
           <w:lang w:val="en-IE"/>
         </w:rPr>
-        <w:t xml:space="preserve">DEADLINE: </w:t>
-      </w:r>
-      <w:r>
-        <w:rPr>
-          <w:rFonts w:ascii="Futura Medium" w:hAnsi="Futura Medium" w:cs="Futura Medium"/>
-          <w:highlight w:val="yellow"/>
-          <w:lang w:val="en-IE"/>
-        </w:rPr>
-        <w:t>May 6: Implementation Plan completed</w:t>
+        <w:t>DEADLINE: May 6: Implementation Plan completed</w:t>
       </w:r>
     </w:p>
     <w:p>
@@ -1140,15 +1124,7 @@
           <w:highlight w:val="yellow"/>
           <w:lang w:val="en-IE"/>
         </w:rPr>
-        <w:t xml:space="preserve">DEADLINE: </w:t>
-      </w:r>
-      <w:r>
-        <w:rPr>
-          <w:rFonts w:ascii="Futura Medium" w:hAnsi="Futura Medium" w:cs="Futura Medium"/>
-          <w:highlight w:val="yellow"/>
-          <w:lang w:val="en-IE"/>
-        </w:rPr>
-        <w:t>May 13: Core Skeleton Complete</w:t>
+        <w:t>DEADLINE: May 13: Core Skeleton Complete</w:t>
       </w:r>
     </w:p>
     <w:p>
@@ -1411,15 +1387,7 @@
           <w:highlight w:val="yellow"/>
           <w:lang w:val="en-IE"/>
         </w:rPr>
-        <w:t xml:space="preserve">DEADLINE: </w:t>
-      </w:r>
-      <w:r>
-        <w:rPr>
-          <w:rFonts w:ascii="Futura Medium" w:hAnsi="Futura Medium" w:cs="Futura Medium"/>
-          <w:highlight w:val="yellow"/>
-          <w:lang w:val="en-IE"/>
-        </w:rPr>
-        <w:t>May 21: Real Data MVP Completed</w:t>
+        <w:t>DEADLINE: May 21: Real Data MVP Completed</w:t>
       </w:r>
     </w:p>
     <w:p>
@@ -1775,15 +1743,7 @@
           <w:highlight w:val="yellow"/>
           <w:lang w:val="en-IE"/>
         </w:rPr>
-        <w:t xml:space="preserve">DEADLINE: </w:t>
-      </w:r>
-      <w:r>
-        <w:rPr>
-          <w:rFonts w:ascii="Futura Medium" w:hAnsi="Futura Medium" w:cs="Futura Medium"/>
-          <w:highlight w:val="yellow"/>
-          <w:lang w:val="en-IE"/>
-        </w:rPr>
-        <w:t>May 29: Testing v1 complete</w:t>
+        <w:t>DEADLINE: May 29: Testing v1 complete</w:t>
       </w:r>
     </w:p>
     <w:p>
@@ -1806,6 +1766,7 @@
           <w:lang w:val="en-IE"/>
         </w:rPr>
       </w:pPr>
+      <w:bookmarkStart w:id="0" w:name="OLE_LINK2"/>
       <w:r>
         <w:rPr>
           <w:rFonts w:ascii="Futura Medium" w:hAnsi="Futura Medium" w:cs="Futura Medium"/>
@@ -1855,6 +1816,7 @@
         <w:t>Deployment</w:t>
       </w:r>
     </w:p>
+    <w:bookmarkEnd w:id="0"/>
     <w:p>
       <w:pPr>
         <w:rPr>
@@ -2025,7 +1987,7 @@
       <w:pPr>
         <w:ind w:firstLine="720"/>
         <w:rPr>
-          <w:rFonts w:ascii="Futura Medium" w:hAnsi="Futura Medium" w:cs="Futura Medium" w:hint="eastAsia"/>
+          <w:rFonts w:ascii="Futura Medium" w:hAnsi="Futura Medium" w:cs="Futura Medium"/>
           <w:lang w:val="en-IE"/>
         </w:rPr>
       </w:pPr>
@@ -2035,15 +1997,7 @@
           <w:highlight w:val="yellow"/>
           <w:lang w:val="en-IE"/>
         </w:rPr>
-        <w:t xml:space="preserve">DEADLINE: </w:t>
-      </w:r>
-      <w:r>
-        <w:rPr>
-          <w:rFonts w:ascii="Futura Medium" w:hAnsi="Futura Medium" w:cs="Futura Medium"/>
-          <w:highlight w:val="yellow"/>
-          <w:lang w:val="en-IE"/>
-        </w:rPr>
-        <w:t>June 5: Deployment + Documentation Completed</w:t>
+        <w:t>DEADLINE: June 5: Deployment + Documentation Completed</w:t>
       </w:r>
     </w:p>
     <w:p/>
